--- a/assets/pdf/cv.docx
+++ b/assets/pdf/cv.docx
@@ -111,7 +111,7 @@
           <w:sz w:val="20"/>
           <w:szCs w:val="20"/>
         </w:rPr>
-        <w:t>Final-year B.E. Software Engineering student at the College of Science and Technology, Royal University of Bhutan, with hands-on project experience across full-stack development, cybersecurity, and blockchain. Comfortable working across the stack, from building and deploying production-style web apps to running penetration-testing labs and shipping Solidity smart contracts. Currently a Teaching Assistant for an IoT course, supporting hardware/software labs alongside coursework.</w:t>
+        <w:t>Final-year B.E. Software Engineering student at the College of Science and Technology, Royal University of Bhutan, with hands-on project experience across full-stack development, cybersecurity, and blockchain. Comfortable working across the stack, from building and deploying production-style web apps to running penetration-testing labs and shipping Solidity smart contracts. Co-organizes peer-led technical workshops for first-year students through the College ACM Club, covering Git/GitHub, networking, cybersecurity, and AI fundamentals.</w:t>
       </w:r>
     </w:p>
     <w:p>
@@ -121,6 +121,8 @@
         </w:pBdr>
         <w:spacing w:before="260" w:after="100"/>
       </w:pPr>
+      <w:bookmarkStart w:id="0" w:name="_GoBack"/>
+      <w:bookmarkEnd w:id="0"/>
       <w:r>
         <w:rPr>
           <w:rFonts w:ascii="Calibri" w:hAnsi="Calibri" w:eastAsia="Calibri" w:cs="Calibri"/>
@@ -182,7 +184,7 @@
         <w:t>College of Science and Technology, Royal University of Bhutan</w:t>
       </w:r>
       <w:r>
-        <w:ptab w:relativeTo="" w:alignment="right" w:leader="none"/>
+        <w:ptab w:relativeTo="margin" w:alignment="right" w:leader="none"/>
       </w:r>
       <w:r>
         <w:rPr>
@@ -245,7 +247,7 @@
         <w:t xml:space="preserve"> - College ACM Club </w:t>
       </w:r>
       <w:r>
-        <w:ptab w:relativeTo="" w:alignment="right" w:leader="none"/>
+        <w:ptab w:relativeTo="margin" w:alignment="right" w:leader="none"/>
       </w:r>
       <w:r>
         <w:rPr>
@@ -276,7 +278,7 @@
         <w:t>College of Science and Technology, Royal University of Bhutan</w:t>
       </w:r>
       <w:r>
-        <w:ptab w:relativeTo="" w:alignment="right" w:leader="none"/>
+        <w:ptab w:relativeTo="margin" w:alignment="right" w:leader="none"/>
       </w:r>
       <w:r>
         <w:rPr>
@@ -395,7 +397,7 @@
         <w:t>Bhutan Online Auction Platform</w:t>
       </w:r>
       <w:r>
-        <w:ptab w:relativeTo="" w:alignment="right" w:leader="none"/>
+        <w:ptab w:relativeTo="margin" w:alignment="right" w:leader="none"/>
       </w:r>
     </w:p>
     <w:p>
@@ -553,8 +555,6 @@
       <w:r>
         <w:ptab w:relativeTo="margin" w:alignment="right" w:leader="none"/>
       </w:r>
-      <w:bookmarkStart w:id="0" w:name="_GoBack"/>
-      <w:bookmarkEnd w:id="0"/>
     </w:p>
     <w:p>
       <w:pPr>
@@ -631,7 +631,7 @@
         <w:t>Petal Notes (Strawberries &amp; Notes)</w:t>
       </w:r>
       <w:r>
-        <w:ptab w:relativeTo="" w:alignment="right" w:leader="none"/>
+        <w:ptab w:relativeTo="margin" w:alignment="right" w:leader="none"/>
       </w:r>
     </w:p>
     <w:p>
@@ -727,6 +727,12 @@
             <w:insideH w:val="single" w:color="auto" w:sz="4" w:space="0"/>
             <w:insideV w:val="single" w:color="auto" w:sz="4" w:space="0"/>
           </w:tblBorders>
+          <w:tblCellMar>
+            <w:top w:w="0" w:type="dxa"/>
+            <w:left w:w="10" w:type="dxa"/>
+            <w:bottom w:w="0" w:type="dxa"/>
+            <w:right w:w="10" w:type="dxa"/>
+          </w:tblCellMar>
         </w:tblPrEx>
         <w:tc>
           <w:tcPr>
@@ -789,6 +795,12 @@
             <w:insideH w:val="single" w:color="auto" w:sz="4" w:space="0"/>
             <w:insideV w:val="single" w:color="auto" w:sz="4" w:space="0"/>
           </w:tblBorders>
+          <w:tblCellMar>
+            <w:top w:w="0" w:type="dxa"/>
+            <w:left w:w="10" w:type="dxa"/>
+            <w:bottom w:w="0" w:type="dxa"/>
+            <w:right w:w="10" w:type="dxa"/>
+          </w:tblCellMar>
         </w:tblPrEx>
         <w:tc>
           <w:tcPr>
@@ -851,6 +863,12 @@
             <w:insideH w:val="single" w:color="auto" w:sz="4" w:space="0"/>
             <w:insideV w:val="single" w:color="auto" w:sz="4" w:space="0"/>
           </w:tblBorders>
+          <w:tblCellMar>
+            <w:top w:w="0" w:type="dxa"/>
+            <w:left w:w="10" w:type="dxa"/>
+            <w:bottom w:w="0" w:type="dxa"/>
+            <w:right w:w="10" w:type="dxa"/>
+          </w:tblCellMar>
         </w:tblPrEx>
         <w:tc>
           <w:tcPr>
@@ -913,6 +931,12 @@
             <w:insideH w:val="single" w:color="auto" w:sz="4" w:space="0"/>
             <w:insideV w:val="single" w:color="auto" w:sz="4" w:space="0"/>
           </w:tblBorders>
+          <w:tblCellMar>
+            <w:top w:w="0" w:type="dxa"/>
+            <w:left w:w="10" w:type="dxa"/>
+            <w:bottom w:w="0" w:type="dxa"/>
+            <w:right w:w="10" w:type="dxa"/>
+          </w:tblCellMar>
         </w:tblPrEx>
         <w:tc>
           <w:tcPr>
@@ -975,6 +999,12 @@
             <w:insideH w:val="single" w:color="auto" w:sz="4" w:space="0"/>
             <w:insideV w:val="single" w:color="auto" w:sz="4" w:space="0"/>
           </w:tblBorders>
+          <w:tblCellMar>
+            <w:top w:w="0" w:type="dxa"/>
+            <w:left w:w="10" w:type="dxa"/>
+            <w:bottom w:w="0" w:type="dxa"/>
+            <w:right w:w="10" w:type="dxa"/>
+          </w:tblCellMar>
         </w:tblPrEx>
         <w:tc>
           <w:tcPr>
@@ -1330,6 +1360,7 @@
     <w:qFormat/>
     <w:uiPriority w:val="0"/>
     <w:rPr>
+      <w:rFonts w:ascii="Times New Roman" w:hAnsi="Times New Roman" w:eastAsia="SimSun" w:cs="Times New Roman"/>
       <w:sz w:val="21"/>
       <w:szCs w:val="22"/>
     </w:rPr>
@@ -1340,6 +1371,7 @@
     <w:qFormat/>
     <w:uiPriority w:val="0"/>
     <w:rPr>
+      <w:rFonts w:ascii="Times New Roman" w:hAnsi="Times New Roman" w:eastAsia="SimSun" w:cs="Times New Roman"/>
       <w:color w:val="2E74B5"/>
       <w:sz w:val="32"/>
       <w:szCs w:val="32"/>
@@ -1351,6 +1383,7 @@
     <w:qFormat/>
     <w:uiPriority w:val="0"/>
     <w:rPr>
+      <w:rFonts w:ascii="Times New Roman" w:hAnsi="Times New Roman" w:eastAsia="SimSun" w:cs="Times New Roman"/>
       <w:color w:val="2E74B5"/>
       <w:sz w:val="26"/>
       <w:szCs w:val="26"/>
@@ -1362,6 +1395,7 @@
     <w:qFormat/>
     <w:uiPriority w:val="0"/>
     <w:rPr>
+      <w:rFonts w:ascii="Times New Roman" w:hAnsi="Times New Roman" w:eastAsia="SimSun" w:cs="Times New Roman"/>
       <w:color w:val="1F4D78"/>
       <w:sz w:val="24"/>
       <w:szCs w:val="24"/>
@@ -1373,6 +1407,7 @@
     <w:qFormat/>
     <w:uiPriority w:val="0"/>
     <w:rPr>
+      <w:rFonts w:ascii="Times New Roman" w:hAnsi="Times New Roman" w:eastAsia="SimSun" w:cs="Times New Roman"/>
       <w:i/>
       <w:iCs/>
       <w:color w:val="2E74B5"/>
@@ -1386,6 +1421,7 @@
     <w:qFormat/>
     <w:uiPriority w:val="0"/>
     <w:rPr>
+      <w:rFonts w:ascii="Times New Roman" w:hAnsi="Times New Roman" w:eastAsia="SimSun" w:cs="Times New Roman"/>
       <w:color w:val="2E74B5"/>
       <w:sz w:val="21"/>
       <w:szCs w:val="22"/>
@@ -1397,6 +1433,7 @@
     <w:qFormat/>
     <w:uiPriority w:val="0"/>
     <w:rPr>
+      <w:rFonts w:ascii="Times New Roman" w:hAnsi="Times New Roman" w:eastAsia="SimSun" w:cs="Times New Roman"/>
       <w:color w:val="1F4D78"/>
       <w:sz w:val="21"/>
       <w:szCs w:val="22"/>
@@ -1439,6 +1476,7 @@
       <w:spacing w:after="0" w:line="240" w:lineRule="auto"/>
     </w:pPr>
     <w:rPr>
+      <w:rFonts w:ascii="Times New Roman" w:hAnsi="Times New Roman" w:eastAsia="SimSun" w:cs="Times New Roman"/>
       <w:sz w:val="20"/>
       <w:szCs w:val="20"/>
     </w:rPr>
@@ -1463,6 +1501,7 @@
       <w:spacing w:after="0" w:line="240" w:lineRule="auto"/>
     </w:pPr>
     <w:rPr>
+      <w:rFonts w:ascii="Times New Roman" w:hAnsi="Times New Roman" w:eastAsia="SimSun" w:cs="Times New Roman"/>
       <w:sz w:val="20"/>
       <w:szCs w:val="20"/>
     </w:rPr>
@@ -1481,6 +1520,7 @@
     <w:qFormat/>
     <w:uiPriority w:val="0"/>
     <w:rPr>
+      <w:rFonts w:ascii="Times New Roman" w:hAnsi="Times New Roman" w:eastAsia="SimSun" w:cs="Times New Roman"/>
       <w:sz w:val="56"/>
       <w:szCs w:val="56"/>
     </w:rPr>
@@ -1490,6 +1530,7 @@
     <w:qFormat/>
     <w:uiPriority w:val="0"/>
     <w:rPr>
+      <w:rFonts w:ascii="Times New Roman" w:hAnsi="Times New Roman" w:eastAsia="SimSun" w:cs="Times New Roman"/>
       <w:sz w:val="21"/>
       <w:szCs w:val="22"/>
     </w:rPr>
